--- a/zht/docx/138.content.docx
+++ b/zht/docx/138.content.docx
@@ -389,18 +389,12 @@
           <w:lang w:val="zh_TW" w:bidi="zh_TW"/>
         </w:rPr>
       </w:r>
-      <w:hyperlink r:id="rId13">
-        <w:r>
-          <w:rPr>
-            <w:lang w:val="zh_TW" w:bidi="zh_TW"/>
-          </w:rPr>
-          <w:rPr>
-            <w:color w:val="0000EE"/>
-            <w:u w:val="single"/>
-          </w:rPr>
-          <w:t>帖撒羅尼迦前書5:1–3</w:t>
-        </w:r>
-      </w:hyperlink>
+      <w:r>
+        <w:rPr>
+          <w:lang w:val="zh_TW" w:bidi="zh_TW"/>
+        </w:rPr>
+        <w:t>帖撒羅尼迦前書5:1–3</w:t>
+      </w:r>
     </w:p>
     <w:p>
       <w:pPr>
@@ -413,18 +407,12 @@
           <w:lang w:val="zh_TW" w:bidi="zh_TW"/>
         </w:rPr>
       </w:r>
-      <w:hyperlink r:id="rId14">
-        <w:r>
-          <w:rPr>
-            <w:lang w:val="zh_TW" w:bidi="zh_TW"/>
-          </w:rPr>
-          <w:rPr>
-            <w:color w:val="0000EE"/>
-            <w:u w:val="single"/>
-          </w:rPr>
-          <w:t>使徒行傳7:26</w:t>
-        </w:r>
-      </w:hyperlink>
+      <w:r>
+        <w:rPr>
+          <w:lang w:val="zh_TW" w:bidi="zh_TW"/>
+        </w:rPr>
+        <w:t>使徒行傳7:26</w:t>
+      </w:r>
     </w:p>
     <w:p>
       <w:pPr>
@@ -437,18 +425,12 @@
           <w:lang w:val="zh_TW" w:bidi="zh_TW"/>
         </w:rPr>
       </w:r>
-      <w:hyperlink r:id="rId15">
-        <w:r>
-          <w:rPr>
-            <w:lang w:val="zh_TW" w:bidi="zh_TW"/>
-          </w:rPr>
-          <w:rPr>
-            <w:color w:val="0000EE"/>
-            <w:u w:val="single"/>
-          </w:rPr>
-          <w:t>歌羅西書1:18–20</w:t>
-        </w:r>
-      </w:hyperlink>
+      <w:r>
+        <w:rPr>
+          <w:lang w:val="zh_TW" w:bidi="zh_TW"/>
+        </w:rPr>
+        <w:t>歌羅西書1:18–20</w:t>
+      </w:r>
     </w:p>
     <w:p>
       <w:pPr>
@@ -461,18 +443,12 @@
           <w:lang w:val="zh_TW" w:bidi="zh_TW"/>
         </w:rPr>
       </w:r>
-      <w:hyperlink r:id="rId16">
-        <w:r>
-          <w:rPr>
-            <w:lang w:val="zh_TW" w:bidi="zh_TW"/>
-          </w:rPr>
-          <w:rPr>
-            <w:color w:val="0000EE"/>
-            <w:u w:val="single"/>
-          </w:rPr>
-          <w:t>歌羅西書3:15</w:t>
-        </w:r>
-      </w:hyperlink>
+      <w:r>
+        <w:rPr>
+          <w:lang w:val="zh_TW" w:bidi="zh_TW"/>
+        </w:rPr>
+        <w:t>歌羅西書3:15</w:t>
+      </w:r>
     </w:p>
     <w:p>
       <w:pPr>
@@ -485,18 +461,12 @@
           <w:lang w:val="zh_TW" w:bidi="zh_TW"/>
         </w:rPr>
       </w:r>
-      <w:hyperlink r:id="rId17">
-        <w:r>
-          <w:rPr>
-            <w:lang w:val="zh_TW" w:bidi="zh_TW"/>
-          </w:rPr>
-          <w:rPr>
-            <w:color w:val="0000EE"/>
-            <w:u w:val="single"/>
-          </w:rPr>
-          <w:t>加拉太書5:23</w:t>
-        </w:r>
-      </w:hyperlink>
+      <w:r>
+        <w:rPr>
+          <w:lang w:val="zh_TW" w:bidi="zh_TW"/>
+        </w:rPr>
+        <w:t>加拉太書5:23</w:t>
+      </w:r>
     </w:p>
     <w:p>
       <w:pPr>
@@ -509,18 +479,12 @@
           <w:lang w:val="zh_TW" w:bidi="zh_TW"/>
         </w:rPr>
       </w:r>
-      <w:hyperlink r:id="rId18">
-        <w:r>
-          <w:rPr>
-            <w:lang w:val="zh_TW" w:bidi="zh_TW"/>
-          </w:rPr>
-          <w:rPr>
-            <w:color w:val="0000EE"/>
-            <w:u w:val="single"/>
-          </w:rPr>
-          <w:t>路加福音7:50</w:t>
-        </w:r>
-      </w:hyperlink>
+      <w:r>
+        <w:rPr>
+          <w:lang w:val="zh_TW" w:bidi="zh_TW"/>
+        </w:rPr>
+        <w:t>路加福音7:50</w:t>
+      </w:r>
     </w:p>
     <w:p>
       <w:pPr>
@@ -533,18 +497,12 @@
           <w:lang w:val="zh_TW" w:bidi="zh_TW"/>
         </w:rPr>
       </w:r>
-      <w:hyperlink r:id="rId19">
-        <w:r>
-          <w:rPr>
-            <w:lang w:val="zh_TW" w:bidi="zh_TW"/>
-          </w:rPr>
-          <w:rPr>
-            <w:color w:val="0000EE"/>
-            <w:u w:val="single"/>
-          </w:rPr>
-          <w:t>路加福音12:51</w:t>
-        </w:r>
-      </w:hyperlink>
+      <w:r>
+        <w:rPr>
+          <w:lang w:val="zh_TW" w:bidi="zh_TW"/>
+        </w:rPr>
+        <w:t>路加福音12:51</w:t>
+      </w:r>
     </w:p>
     <w:p>
       <w:pPr>
@@ -557,18 +515,12 @@
           <w:lang w:val="zh_TW" w:bidi="zh_TW"/>
         </w:rPr>
       </w:r>
-      <w:hyperlink r:id="rId20">
-        <w:r>
-          <w:rPr>
-            <w:lang w:val="zh_TW" w:bidi="zh_TW"/>
-          </w:rPr>
-          <w:rPr>
-            <w:color w:val="0000EE"/>
-            <w:u w:val="single"/>
-          </w:rPr>
-          <w:t>馬可福音4:39</w:t>
-        </w:r>
-      </w:hyperlink>
+      <w:r>
+        <w:rPr>
+          <w:lang w:val="zh_TW" w:bidi="zh_TW"/>
+        </w:rPr>
+        <w:t>馬可福音4:39</w:t>
+      </w:r>
     </w:p>
     <w:p>
       <w:pPr>
@@ -581,18 +533,12 @@
           <w:lang w:val="zh_TW" w:bidi="zh_TW"/>
         </w:rPr>
       </w:r>
-      <w:hyperlink r:id="rId21">
-        <w:r>
-          <w:rPr>
-            <w:lang w:val="zh_TW" w:bidi="zh_TW"/>
-          </w:rPr>
-          <w:rPr>
-            <w:color w:val="0000EE"/>
-            <w:u w:val="single"/>
-          </w:rPr>
-          <w:t>馬太福音5:9</w:t>
-        </w:r>
-      </w:hyperlink>
+      <w:r>
+        <w:rPr>
+          <w:lang w:val="zh_TW" w:bidi="zh_TW"/>
+        </w:rPr>
+        <w:t>馬太福音5:9</w:t>
+      </w:r>
     </w:p>
     <w:p>
       <w:pPr>
@@ -605,18 +551,12 @@
           <w:lang w:val="zh_TW" w:bidi="zh_TW"/>
         </w:rPr>
       </w:r>
-      <w:hyperlink r:id="rId22">
-        <w:r>
-          <w:rPr>
-            <w:lang w:val="zh_TW" w:bidi="zh_TW"/>
-          </w:rPr>
-          <w:rPr>
-            <w:color w:val="0000EE"/>
-            <w:u w:val="single"/>
-          </w:rPr>
-          <w:t>馬太福音10:13</w:t>
-        </w:r>
-      </w:hyperlink>
+      <w:r>
+        <w:rPr>
+          <w:lang w:val="zh_TW" w:bidi="zh_TW"/>
+        </w:rPr>
+        <w:t>馬太福音10:13</w:t>
+      </w:r>
     </w:p>
     <w:p>
       <w:pPr>
@@ -1167,18 +1107,12 @@
           <w:lang w:val="zh_TW" w:bidi="zh_TW"/>
         </w:rPr>
       </w:r>
-      <w:hyperlink r:id="rId23">
-        <w:r>
-          <w:rPr>
-            <w:lang w:val="zh_TW" w:bidi="zh_TW"/>
-          </w:rPr>
-          <w:rPr>
-            <w:color w:val="0000EE"/>
-            <w:u w:val="single"/>
-          </w:rPr>
-          <w:t>歷代志上21:25–27</w:t>
-        </w:r>
-      </w:hyperlink>
+      <w:r>
+        <w:rPr>
+          <w:lang w:val="zh_TW" w:bidi="zh_TW"/>
+        </w:rPr>
+        <w:t>歷代志上21:25–27</w:t>
+      </w:r>
     </w:p>
     <w:p>
       <w:pPr>
@@ -1191,18 +1125,12 @@
           <w:lang w:val="zh_TW" w:bidi="zh_TW"/>
         </w:rPr>
       </w:r>
-      <w:hyperlink r:id="rId24">
-        <w:r>
-          <w:rPr>
-            <w:lang w:val="zh_TW" w:bidi="zh_TW"/>
-          </w:rPr>
-          <w:rPr>
-            <w:color w:val="0000EE"/>
-            <w:u w:val="single"/>
-          </w:rPr>
-          <w:t>歷代志下29:35</w:t>
-        </w:r>
-      </w:hyperlink>
+      <w:r>
+        <w:rPr>
+          <w:lang w:val="zh_TW" w:bidi="zh_TW"/>
+        </w:rPr>
+        <w:t>歷代志下29:35</w:t>
+      </w:r>
     </w:p>
     <w:p>
       <w:pPr>
@@ -1215,18 +1143,12 @@
           <w:lang w:val="zh_TW" w:bidi="zh_TW"/>
         </w:rPr>
       </w:r>
-      <w:hyperlink r:id="rId25">
-        <w:r>
-          <w:rPr>
-            <w:lang w:val="zh_TW" w:bidi="zh_TW"/>
-          </w:rPr>
-          <w:rPr>
-            <w:color w:val="0000EE"/>
-            <w:u w:val="single"/>
-          </w:rPr>
-          <w:t>出埃及記24:5–6</w:t>
-        </w:r>
-      </w:hyperlink>
+      <w:r>
+        <w:rPr>
+          <w:lang w:val="zh_TW" w:bidi="zh_TW"/>
+        </w:rPr>
+        <w:t>出埃及記24:5–6</w:t>
+      </w:r>
     </w:p>
     <w:p>
       <w:pPr>
@@ -1239,18 +1161,12 @@
           <w:lang w:val="zh_TW" w:bidi="zh_TW"/>
         </w:rPr>
       </w:r>
-      <w:hyperlink r:id="rId26">
-        <w:r>
-          <w:rPr>
-            <w:lang w:val="zh_TW" w:bidi="zh_TW"/>
-          </w:rPr>
-          <w:rPr>
-            <w:color w:val="0000EE"/>
-            <w:u w:val="single"/>
-          </w:rPr>
-          <w:t>利未記3:3–5</w:t>
-        </w:r>
-      </w:hyperlink>
+      <w:r>
+        <w:rPr>
+          <w:lang w:val="zh_TW" w:bidi="zh_TW"/>
+        </w:rPr>
+        <w:t>利未記3:3–5</w:t>
+      </w:r>
     </w:p>
     <w:p>
       <w:pPr>
@@ -1263,18 +1179,12 @@
           <w:lang w:val="zh_TW" w:bidi="zh_TW"/>
         </w:rPr>
       </w:r>
-      <w:hyperlink r:id="rId27">
-        <w:r>
-          <w:rPr>
-            <w:lang w:val="zh_TW" w:bidi="zh_TW"/>
-          </w:rPr>
-          <w:rPr>
-            <w:color w:val="0000EE"/>
-            <w:u w:val="single"/>
-          </w:rPr>
-          <w:t>民數記6:13–15</w:t>
-        </w:r>
-      </w:hyperlink>
+      <w:r>
+        <w:rPr>
+          <w:lang w:val="zh_TW" w:bidi="zh_TW"/>
+        </w:rPr>
+        <w:t>民數記6:13–15</w:t>
+      </w:r>
     </w:p>
     <w:p>
       <w:pPr>
@@ -1556,18 +1466,12 @@
           <w:lang w:val="zh_TW" w:bidi="zh_TW"/>
         </w:rPr>
       </w:r>
-      <w:hyperlink r:id="rId28">
-        <w:r>
-          <w:rPr>
-            <w:lang w:val="zh_TW" w:bidi="zh_TW"/>
-          </w:rPr>
-          <w:rPr>
-            <w:color w:val="0000EE"/>
-            <w:u w:val="single"/>
-          </w:rPr>
-          <w:t>撒母耳記上13:8–10</w:t>
-        </w:r>
-      </w:hyperlink>
+      <w:r>
+        <w:rPr>
+          <w:lang w:val="zh_TW" w:bidi="zh_TW"/>
+        </w:rPr>
+        <w:t>撒母耳記上13:8–10</w:t>
+      </w:r>
     </w:p>
     <w:p>
       <w:pPr>
@@ -1580,18 +1484,12 @@
           <w:lang w:val="zh_TW" w:bidi="zh_TW"/>
         </w:rPr>
       </w:r>
-      <w:hyperlink r:id="rId29">
-        <w:r>
-          <w:rPr>
-            <w:lang w:val="zh_TW" w:bidi="zh_TW"/>
-          </w:rPr>
-          <w:rPr>
-            <w:color w:val="0000EE"/>
-            <w:u w:val="single"/>
-          </w:rPr>
-          <w:t>以西結書45:16–17</w:t>
-        </w:r>
-      </w:hyperlink>
+      <w:r>
+        <w:rPr>
+          <w:lang w:val="zh_TW" w:bidi="zh_TW"/>
+        </w:rPr>
+        <w:t>以西結書45:16–17</w:t>
+      </w:r>
     </w:p>
     <w:p>
       <w:pPr>
@@ -1604,18 +1502,12 @@
           <w:lang w:val="zh_TW" w:bidi="zh_TW"/>
         </w:rPr>
       </w:r>
-      <w:hyperlink r:id="rId30">
-        <w:r>
-          <w:rPr>
-            <w:lang w:val="zh_TW" w:bidi="zh_TW"/>
-          </w:rPr>
-          <w:rPr>
-            <w:color w:val="0000EE"/>
-            <w:u w:val="single"/>
-          </w:rPr>
-          <w:t>約書亞記8:30–32</w:t>
-        </w:r>
-      </w:hyperlink>
+      <w:r>
+        <w:rPr>
+          <w:lang w:val="zh_TW" w:bidi="zh_TW"/>
+        </w:rPr>
+        <w:t>約書亞記8:30–32</w:t>
+      </w:r>
     </w:p>
     <w:p>
       <w:pPr>
@@ -1628,18 +1520,12 @@
           <w:lang w:val="zh_TW" w:bidi="zh_TW"/>
         </w:rPr>
       </w:r>
-      <w:hyperlink r:id="rId31">
-        <w:r>
-          <w:rPr>
-            <w:lang w:val="zh_TW" w:bidi="zh_TW"/>
-          </w:rPr>
-          <w:rPr>
-            <w:color w:val="0000EE"/>
-            <w:u w:val="single"/>
-          </w:rPr>
-          <w:t>利未記9:3–5</w:t>
-        </w:r>
-      </w:hyperlink>
+      <w:r>
+        <w:rPr>
+          <w:lang w:val="zh_TW" w:bidi="zh_TW"/>
+        </w:rPr>
+        <w:t>利未記9:3–5</w:t>
+      </w:r>
     </w:p>
     <w:p>
       <w:pPr>
@@ -1652,18 +1538,12 @@
           <w:lang w:val="zh_TW" w:bidi="zh_TW"/>
         </w:rPr>
       </w:r>
-      <w:hyperlink r:id="rId32">
-        <w:r>
-          <w:rPr>
-            <w:lang w:val="zh_TW" w:bidi="zh_TW"/>
-          </w:rPr>
-          <w:rPr>
-            <w:color w:val="0000EE"/>
-            <w:u w:val="single"/>
-          </w:rPr>
-          <w:t>箴言7:13–15</w:t>
-        </w:r>
-      </w:hyperlink>
+      <w:r>
+        <w:rPr>
+          <w:lang w:val="zh_TW" w:bidi="zh_TW"/>
+        </w:rPr>
+        <w:t>箴言7:13–15</w:t>
+      </w:r>
     </w:p>
     <w:p>
       <w:pPr>

--- a/zht/docx/138.content.docx
+++ b/zht/docx/138.content.docx
@@ -1070,19 +1070,7 @@
         <w:rPr>
           <w:lang w:val="zh_TW" w:bidi="zh_TW"/>
         </w:rPr>
-        <w:t>，</w:t>
-      </w:r>
-      <w:r>
-        <w:rPr>
-          <w:lang w:val="zh_TW" w:bidi="zh_TW"/>
-        </w:rPr>
-        <w:t>誓言</w:t>
-      </w:r>
-      <w:r>
-        <w:rPr>
-          <w:lang w:val="zh_TW" w:bidi="zh_TW"/>
-        </w:rPr>
-        <w:t>）</w:t>
+        <w:t>，誓言）</w:t>
       </w:r>
     </w:p>
     <w:p>
